--- a/部署方案-v1.3-变更标注.docx
+++ b/部署方案-v1.3-变更标注.docx
@@ -1578,17 +1578,37 @@
           <w:spacing w:val="0"/>
           <w:color w:val="0E121D"/>
         </w:rPr>
-        <w:t xml:space="preserve">初始化密码为默认值 admin123</w:t>
-      </w:r>
-      <w:r>
-        <w:rPr>
-          <w:rFonts w:ascii="PingFang SC" w:hAnsi="PingFang SC" w:cs="PingFang SC"/>
-          <w:sz w:val="26"/>
-          <w:sz-cs w:val="26"/>
-          <w:spacing w:val="0"/>
-          <w:color w:val="181E2A"/>
-        </w:rPr>
-        <w:t xml:space="preserve">（登录前忘记密码兜底，两种操作均使目标账号会话全部失效）</w:t>
+        <w:t>初始化密码</w:t>
+      </w:r>
+      <w:r>
+        <w:rPr>
+          <w:rFonts w:ascii="PingFang SC" w:hAnsi="PingFang SC" w:cs="PingFang SC"/>
+          <w:sz w:val="26"/>
+          <w:sz-cs w:val="26"/>
+          <w:spacing w:val="0"/>
+          <w:color w:val="181E2A"/>
+        </w:rPr>
+        <w:t>（</w:t>
+      </w:r>
+      <w:r>
+        <w:rPr>
+          <w:rFonts w:ascii="PingFang SC" w:hAnsi="PingFang SC" w:cs="PingFang SC"/>
+          <w:sz w:val="26"/>
+          <w:sz-cs w:val="26"/>
+          <w:spacing w:val="0"/>
+          <w:color w:val="CC0000"/>
+        </w:rPr>
+        <w:t xml:space="preserve">优先环境变量 ADMIN_INITIAL_PASSWORD，未配置则随机生成</w:t>
+      </w:r>
+      <w:r>
+        <w:rPr>
+          <w:rFonts w:ascii="PingFang SC" w:hAnsi="PingFang SC" w:cs="PingFang SC"/>
+          <w:sz w:val="26"/>
+          <w:sz-cs w:val="26"/>
+          <w:spacing w:val="0"/>
+          <w:color w:val="181E2A"/>
+        </w:rPr>
+        <w:t xml:space="preserve">，登录前忘记密码兜底，两种操作均使目标账号会话全部失效）</w:t>
       </w:r>
     </w:p>
     <w:p>
@@ -2306,7 +2326,27 @@
           <w:spacing w:val="0"/>
           <w:color w:val="181E2A"/>
         </w:rPr>
-        <w:t xml:space="preserve">一键初始化他人密码为默认值 admin123（登录前忘记密码兜底；目标账号会话全部失效）</w:t>
+        <w:t>一键初始化他人密码（</w:t>
+      </w:r>
+      <w:r>
+        <w:rPr>
+          <w:rFonts w:ascii="PingFang SC" w:hAnsi="PingFang SC" w:cs="PingFang SC"/>
+          <w:sz w:val="26"/>
+          <w:sz-cs w:val="26"/>
+          <w:spacing w:val="0"/>
+          <w:color w:val="CC0000"/>
+        </w:rPr>
+        <w:t xml:space="preserve">读环境变量 ADMIN_INITIAL_PASSWORD，未配置则随机生成并在响应中返回</w:t>
+      </w:r>
+      <w:r>
+        <w:rPr>
+          <w:rFonts w:ascii="PingFang SC" w:hAnsi="PingFang SC" w:cs="PingFang SC"/>
+          <w:sz w:val="26"/>
+          <w:sz-cs w:val="26"/>
+          <w:spacing w:val="0"/>
+          <w:color w:val="181E2A"/>
+        </w:rPr>
+        <w:t xml:space="preserve">；登录前忘记密码兜底；目标账号会话全部失效）</w:t>
       </w:r>
     </w:p>
     <w:p>
@@ -5140,7 +5180,27 @@
           <w:spacing w:val="0"/>
           <w:color w:val="181E2A"/>
         </w:rPr>
-        <w:t xml:space="preserve">✅ 账号安全：密码 scrypt 哈希存储（历史明文账号登录时自动惰性迁移）；本人「修改密码」入口 + 超管「重置他人密码」（自定义新密码）与「初始化密码为默认值 admin123」入口；改密/重置后该账号全部旧会话立即失效</w:t>
+        <w:t>✅ 账号安全：密码 scrypt 哈希存储（历史明文账号登录时自动惰性迁移）；本人「修改密码」入口 + 超管「重置他人密码」（自定义新密码）与「初始化密码」</w:t>
+      </w:r>
+      <w:r>
+        <w:rPr>
+          <w:rFonts w:ascii="PingFang SC" w:hAnsi="PingFang SC" w:cs="PingFang SC"/>
+          <w:sz w:val="29"/>
+          <w:sz-cs w:val="29"/>
+          <w:spacing w:val="0"/>
+          <w:color w:val="CC0000"/>
+        </w:rPr>
+        <w:t xml:space="preserve">（环境变量注入/随机生成）</w:t>
+      </w:r>
+      <w:r>
+        <w:rPr>
+          <w:rFonts w:ascii="PingFang SC" w:hAnsi="PingFang SC" w:cs="PingFang SC"/>
+          <w:sz w:val="29"/>
+          <w:sz-cs w:val="29"/>
+          <w:spacing w:val="0"/>
+          <w:color w:val="181E2A"/>
+        </w:rPr>
+        <w:t xml:space="preserve">入口；改密/重置后该账号全部旧会话立即失效</w:t>
       </w:r>
     </w:p>
     <w:p>
@@ -6607,7 +6667,7 @@
           <w:spacing w:val="0"/>
           <w:color w:val="181E2A"/>
         </w:rPr>
-        <w:t xml:space="preserve">（超管）、</w:t>
+        <w:t>（超管）；</w:t>
       </w:r>
       <w:r>
         <w:rPr>
@@ -6627,27 +6687,26 @@
           <w:spacing w:val="0"/>
           <w:color w:val="181E2A"/>
         </w:rPr>
-        <w:t xml:space="preserve"> / </w:t>
-      </w:r>
-      <w:r>
-        <w:rPr>
-          <w:rFonts w:ascii="Menlo" w:hAnsi="Menlo" w:cs="Menlo"/>
-          <w:sz w:val="25"/>
-          <w:sz-cs w:val="25"/>
-          <w:spacing w:val="0"/>
-          <w:color w:val="181E2A"/>
-        </w:rPr>
-        <w:t xml:space="preserve">admin123</w:t>
-      </w:r>
-      <w:r>
-        <w:rPr>
-          <w:rFonts w:ascii="PingFang SC" w:hAnsi="PingFang SC" w:cs="PingFang SC"/>
-          <w:sz w:val="29"/>
-          <w:sz-cs w:val="29"/>
-          <w:spacing w:val="0"/>
-          <w:color w:val="181E2A"/>
-        </w:rPr>
-        <w:t xml:space="preserve">（普通管理员）。</w:t>
+        <w:t xml:space="preserve">（普通管理员）初始密码由环境变量 </w:t>
+      </w:r>
+      <w:r>
+        <w:rPr>
+          <w:rFonts w:ascii="Menlo" w:hAnsi="Menlo" w:cs="Menlo"/>
+          <w:sz w:val="25"/>
+          <w:sz-cs w:val="25"/>
+          <w:color w:val="CC0000"/>
+          <w:spacing w:val="0"/>
+        </w:rPr>
+        <w:t>ADMIN_INITIAL_PASSWORD 注入，未配置则随机生成并打印到服务端日志。</w:t>
+      </w:r>
+      <w:r>
+        <w:rPr>
+          <w:rFonts w:ascii="PingFang SC" w:hAnsi="PingFang SC" w:cs="PingFang SC"/>
+          <w:sz w:val="29"/>
+          <w:sz-cs w:val="29"/>
+          <w:spacing w:val="0"/>
+          <w:color w:val="181E2A"/>
+        </w:rPr>
       </w:r>
     </w:p>
     <w:p>
@@ -6972,6 +7031,126 @@
           <w:color w:val="181E2A"/>
         </w:rPr>
         <w:t xml:space="preserve">是</w:t>
+      </w:r>
+    </w:p>
+    <w:p>
+      <w:pPr/>
+      <w:r>
+        <w:rPr>
+          <w:rFonts w:ascii="Menlo" w:hAnsi="Menlo" w:cs="Menlo"/>
+          <w:sz w:val="25"/>
+          <w:sz-cs w:val="25"/>
+          <w:color w:val="CC0000"/>
+          <w:spacing w:val="0"/>
+        </w:rPr>
+        <w:t>ADMIN_INITIAL_PASSWORD</w:t>
+      </w:r>
+      <w:r>
+        <w:rPr>
+          <w:rFonts w:ascii="PingFang SC" w:hAnsi="PingFang SC" w:cs="PingFang SC"/>
+          <w:sz w:val="26"/>
+          <w:sz-cs w:val="26"/>
+          <w:spacing w:val="0"/>
+          <w:color w:val="181E2A"/>
+        </w:rPr>
+      </w:r>
+      <w:r>
+        <w:rPr>
+          <w:rFonts w:ascii="Menlo" w:hAnsi="Menlo" w:cs="Menlo"/>
+          <w:sz w:val="25"/>
+          <w:sz-cs w:val="25"/>
+          <w:spacing w:val="0"/>
+          <w:color w:val="181E2A"/>
+        </w:rPr>
+      </w:r>
+      <w:r>
+        <w:rPr>
+          <w:rFonts w:ascii="PingFang SC" w:hAnsi="PingFang SC" w:cs="PingFang SC"/>
+          <w:sz w:val="26"/>
+          <w:sz-cs w:val="26"/>
+          <w:spacing w:val="0"/>
+          <w:color w:val="181E2A"/>
+        </w:rPr>
+      </w:r>
+    </w:p>
+    <w:p>
+      <w:pPr/>
+      <w:r>
+        <w:rPr>
+          <w:rFonts w:ascii="Menlo" w:hAnsi="Menlo" w:cs="Menlo"/>
+          <w:sz w:val="25"/>
+          <w:sz-cs w:val="25"/>
+          <w:color w:val="CC0000"/>
+          <w:spacing w:val="0"/>
+        </w:rPr>
+        <w:t>admin 账号初始密码（未配置则随机生成并打印日志兜底）</w:t>
+      </w:r>
+      <w:r>
+        <w:rPr>
+          <w:rFonts w:ascii="PingFang SC" w:hAnsi="PingFang SC" w:cs="PingFang SC"/>
+          <w:sz w:val="26"/>
+          <w:sz-cs w:val="26"/>
+          <w:spacing w:val="0"/>
+          <w:color w:val="181E2A"/>
+        </w:rPr>
+      </w:r>
+      <w:r>
+        <w:rPr>
+          <w:rFonts w:ascii="Menlo" w:hAnsi="Menlo" w:cs="Menlo"/>
+          <w:sz w:val="25"/>
+          <w:sz-cs w:val="25"/>
+          <w:spacing w:val="0"/>
+          <w:color w:val="181E2A"/>
+        </w:rPr>
+      </w:r>
+      <w:r>
+        <w:rPr>
+          <w:rFonts w:ascii="PingFang SC" w:hAnsi="PingFang SC" w:cs="PingFang SC"/>
+          <w:sz w:val="26"/>
+          <w:sz-cs w:val="26"/>
+          <w:spacing w:val="0"/>
+          <w:color w:val="181E2A"/>
+        </w:rPr>
+      </w:r>
+    </w:p>
+    <w:p>
+      <w:pPr/>
+      <w:r>
+        <w:rPr>
+          <w:rFonts w:ascii="Menlo" w:hAnsi="Menlo" w:cs="Menlo"/>
+          <w:sz w:val="25"/>
+          <w:sz-cs w:val="25"/>
+          <w:color w:val="CC0000"/>
+          <w:spacing w:val="0"/>
+        </w:rPr>
+        <w:t>否（建议配置）</w:t>
+      </w:r>
+      <w:r>
+        <w:rPr>
+          <w:rFonts w:ascii="PingFang SC" w:hAnsi="PingFang SC" w:cs="PingFang SC"/>
+          <w:sz w:val="26"/>
+          <w:sz-cs w:val="26"/>
+          <w:spacing w:val="0"/>
+          <w:color w:val="181E2A"/>
+        </w:rPr>
+      </w:r>
+      <w:r>
+        <w:rPr>
+          <w:rFonts w:ascii="Menlo" w:hAnsi="Menlo" w:cs="Menlo"/>
+          <w:sz w:val="25"/>
+          <w:sz-cs w:val="25"/>
+          <w:spacing w:val="0"/>
+          <w:color w:val="181E2A"/>
+        </w:rPr>
+      </w:r>
+      <w:r>
+        <w:rPr>
+          <w:rFonts w:ascii="PingFang SC" w:hAnsi="PingFang SC" w:cs="PingFang SC"/>
+          <w:sz w:val="26"/>
+          <w:sz-cs w:val="26"/>
+          <w:spacing w:val="0"/>
+          <w:color w:val="181E2A"/>
+        </w:rPr>
       </w:r>
     </w:p>
     <w:p>
